--- a/项目文档/数据要求说明书.docx
+++ b/项目文档/数据要求说明书.docx
@@ -469,7 +469,7 @@
           <w:b w:val="0"/>
           <w:sz w:val="21"/>
         </w:rPr>
-        <w:t>本文档的预期读者包括：采集模块开发人员（崔昊晨）、清洗模块开发人员（罗昆昊）、分析模块开发人员（兰玉杰）、测试人员（郭子凌）及项目组长。</w:t>
+        <w:t>本文档的预期读者包括：采集模块开发人员（崔昊晨）、清洗模块开发人员（罗昆昊）、分析模块开发人员（兰玉杰）、测试人员（郭子凌）及项目罗元恒。</w:t>
       </w:r>
     </w:p>
     <w:p>
@@ -505,7 +505,7 @@
           <w:sz w:val="21"/>
           <w:lang w:val="en-US" w:eastAsia="zh-CN"/>
         </w:rPr>
-        <w:t>组长</w:t>
+        <w:t>罗元恒</w:t>
       </w:r>
       <w:r>
         <w:rPr>
@@ -513,7 +513,7 @@
           <w:b w:val="0"/>
           <w:sz w:val="21"/>
         </w:rPr>
-        <w:t xml:space="preserve">。开发者：项目组全体成员（组长、崔昊晨、罗昆昊、兰玉杰、王永成、郭子凌）。用户：课程评审教师及演示受众。运行环境：Python 3.10+ 标准库 + </w:t>
+        <w:t xml:space="preserve">。开发者：项目组全体成员（罗元恒、崔昊晨、罗昆昊、兰玉杰、王永成、郭子凌）。用户：课程评审教师及演示受众。运行环境：Python 3.10+ 标准库 + </w:t>
       </w:r>
       <w:r>
         <w:rPr>
@@ -1121,7 +1121,7 @@
           <w:b w:val="0"/>
           <w:sz w:val="21"/>
         </w:rPr>
-        <w:t>c. 软件需求说明书（组长，GL-REQ-001）；</w:t>
+        <w:t>c. 软件需求说明书（罗元恒，GL-REQ-001）；</w:t>
       </w:r>
     </w:p>
     <w:p>
@@ -1135,7 +1135,7 @@
           <w:b w:val="0"/>
           <w:sz w:val="21"/>
         </w:rPr>
-        <w:t>d. 数据库设计说明书（组长，GL-DB-001）；</w:t>
+        <w:t>d. 数据库设计说明书（罗元恒，GL-DB-001）；</w:t>
       </w:r>
     </w:p>
     <w:p>
@@ -1149,7 +1149,7 @@
           <w:b w:val="0"/>
           <w:sz w:val="21"/>
         </w:rPr>
-        <w:t>e. 项目开发计划（组长，GL-PLAN-001）。</w:t>
+        <w:t>e. 项目开发计划（罗元恒，GL-PLAN-001）。</w:t>
       </w:r>
     </w:p>
     <w:p>

--- a/项目文档/数据要求说明书.docx
+++ b/项目文档/数据要求说明书.docx
@@ -112,7 +112,7 @@
                 <w:b w:val="0"/>
                 <w:sz w:val="21"/>
               </w:rPr>
-              <w:t>信息收集整合系统</w:t>
+              <w:t>集思 · 信息收集整合系统</w:t>
             </w:r>
           </w:p>
         </w:tc>
@@ -167,256 +167,6 @@
           </w:p>
         </w:tc>
       </w:tr>
-      <w:tr>
-        <w:tblPrEx>
-          <w:tblCellMar>
-            <w:top w:w="0" w:type="dxa"/>
-            <w:left w:w="108" w:type="dxa"/>
-            <w:bottom w:w="0" w:type="dxa"/>
-            <w:right w:w="108" w:type="dxa"/>
-          </w:tblCellMar>
-        </w:tblPrEx>
-        <w:trPr>
-          <w:jc w:val="center"/>
-        </w:trPr>
-        <w:tc>
-          <w:tcPr>
-            <w:tcW w:w="2903" w:type="dxa"/>
-            <w:shd w:val="clear" w:color="auto" w:fill="D7D7D7" w:themeFill="background1" w:themeFillShade="D8"/>
-          </w:tcPr>
-          <w:p>
-            <w:pPr>
-              <w:jc w:val="center"/>
-            </w:pPr>
-            <w:r>
-              <w:rPr>
-                <w:rFonts w:ascii="宋体" w:hAnsi="宋体" w:eastAsia="宋体"/>
-                <w:b w:val="0"/>
-                <w:sz w:val="21"/>
-              </w:rPr>
-              <w:t>文档编号</w:t>
-            </w:r>
-          </w:p>
-        </w:tc>
-        <w:tc>
-          <w:tcPr>
-            <w:tcW w:w="4028" w:type="dxa"/>
-          </w:tcPr>
-          <w:p>
-            <w:pPr>
-              <w:jc w:val="center"/>
-            </w:pPr>
-            <w:r>
-              <w:rPr>
-                <w:rFonts w:ascii="宋体" w:hAnsi="宋体" w:eastAsia="宋体"/>
-                <w:b w:val="0"/>
-                <w:sz w:val="21"/>
-              </w:rPr>
-              <w:t>GL-DATA-001</w:t>
-            </w:r>
-          </w:p>
-        </w:tc>
-      </w:tr>
-      <w:tr>
-        <w:tblPrEx>
-          <w:tblCellMar>
-            <w:top w:w="0" w:type="dxa"/>
-            <w:left w:w="108" w:type="dxa"/>
-            <w:bottom w:w="0" w:type="dxa"/>
-            <w:right w:w="108" w:type="dxa"/>
-          </w:tblCellMar>
-        </w:tblPrEx>
-        <w:trPr>
-          <w:jc w:val="center"/>
-        </w:trPr>
-        <w:tc>
-          <w:tcPr>
-            <w:tcW w:w="2903" w:type="dxa"/>
-            <w:shd w:val="clear" w:color="auto" w:fill="D7D7D7" w:themeFill="background1" w:themeFillShade="D8"/>
-          </w:tcPr>
-          <w:p>
-            <w:pPr>
-              <w:jc w:val="center"/>
-            </w:pPr>
-            <w:r>
-              <w:rPr>
-                <w:rFonts w:ascii="宋体" w:hAnsi="宋体" w:eastAsia="宋体"/>
-                <w:b w:val="0"/>
-                <w:sz w:val="21"/>
-              </w:rPr>
-              <w:t>编写人</w:t>
-            </w:r>
-          </w:p>
-        </w:tc>
-        <w:tc>
-          <w:tcPr>
-            <w:tcW w:w="4028" w:type="dxa"/>
-          </w:tcPr>
-          <w:p>
-            <w:pPr>
-              <w:jc w:val="center"/>
-            </w:pPr>
-            <w:r>
-              <w:rPr>
-                <w:rFonts w:ascii="宋体" w:hAnsi="宋体" w:eastAsia="宋体"/>
-                <w:b w:val="0"/>
-                <w:sz w:val="21"/>
-              </w:rPr>
-              <w:t>崔昊晨</w:t>
-            </w:r>
-          </w:p>
-        </w:tc>
-      </w:tr>
-      <w:tr>
-        <w:tblPrEx>
-          <w:tblCellMar>
-            <w:top w:w="0" w:type="dxa"/>
-            <w:left w:w="108" w:type="dxa"/>
-            <w:bottom w:w="0" w:type="dxa"/>
-            <w:right w:w="108" w:type="dxa"/>
-          </w:tblCellMar>
-        </w:tblPrEx>
-        <w:trPr>
-          <w:jc w:val="center"/>
-        </w:trPr>
-        <w:tc>
-          <w:tcPr>
-            <w:tcW w:w="2903" w:type="dxa"/>
-            <w:shd w:val="clear" w:color="auto" w:fill="D7D7D7" w:themeFill="background1" w:themeFillShade="D8"/>
-          </w:tcPr>
-          <w:p>
-            <w:pPr>
-              <w:jc w:val="center"/>
-            </w:pPr>
-            <w:r>
-              <w:rPr>
-                <w:rFonts w:ascii="宋体" w:hAnsi="宋体" w:eastAsia="宋体"/>
-                <w:b w:val="0"/>
-                <w:sz w:val="21"/>
-              </w:rPr>
-              <w:t>编写日期</w:t>
-            </w:r>
-          </w:p>
-        </w:tc>
-        <w:tc>
-          <w:tcPr>
-            <w:tcW w:w="4028" w:type="dxa"/>
-          </w:tcPr>
-          <w:p>
-            <w:pPr>
-              <w:jc w:val="center"/>
-            </w:pPr>
-            <w:r>
-              <w:rPr>
-                <w:rFonts w:ascii="宋体" w:hAnsi="宋体" w:eastAsia="宋体"/>
-                <w:b w:val="0"/>
-                <w:sz w:val="21"/>
-              </w:rPr>
-              <w:t>2026-06-23</w:t>
-            </w:r>
-          </w:p>
-        </w:tc>
-      </w:tr>
-      <w:tr>
-        <w:tblPrEx>
-          <w:tblCellMar>
-            <w:top w:w="0" w:type="dxa"/>
-            <w:left w:w="108" w:type="dxa"/>
-            <w:bottom w:w="0" w:type="dxa"/>
-            <w:right w:w="108" w:type="dxa"/>
-          </w:tblCellMar>
-        </w:tblPrEx>
-        <w:trPr>
-          <w:jc w:val="center"/>
-        </w:trPr>
-        <w:tc>
-          <w:tcPr>
-            <w:tcW w:w="2903" w:type="dxa"/>
-            <w:shd w:val="clear" w:color="auto" w:fill="D7D7D7" w:themeFill="background1" w:themeFillShade="D8"/>
-          </w:tcPr>
-          <w:p>
-            <w:pPr>
-              <w:jc w:val="center"/>
-            </w:pPr>
-            <w:r>
-              <w:rPr>
-                <w:rFonts w:ascii="宋体" w:hAnsi="宋体" w:eastAsia="宋体"/>
-                <w:b w:val="0"/>
-                <w:sz w:val="21"/>
-              </w:rPr>
-              <w:t>版本</w:t>
-            </w:r>
-          </w:p>
-        </w:tc>
-        <w:tc>
-          <w:tcPr>
-            <w:tcW w:w="4028" w:type="dxa"/>
-          </w:tcPr>
-          <w:p>
-            <w:pPr>
-              <w:jc w:val="center"/>
-            </w:pPr>
-            <w:r>
-              <w:rPr>
-                <w:rFonts w:ascii="宋体" w:hAnsi="宋体" w:eastAsia="宋体"/>
-                <w:b w:val="0"/>
-                <w:sz w:val="21"/>
-              </w:rPr>
-              <w:t>V1.0</w:t>
-            </w:r>
-          </w:p>
-        </w:tc>
-      </w:tr>
-      <w:tr>
-        <w:tblPrEx>
-          <w:tblCellMar>
-            <w:top w:w="0" w:type="dxa"/>
-            <w:left w:w="108" w:type="dxa"/>
-            <w:bottom w:w="0" w:type="dxa"/>
-            <w:right w:w="108" w:type="dxa"/>
-          </w:tblCellMar>
-        </w:tblPrEx>
-        <w:trPr>
-          <w:jc w:val="center"/>
-        </w:trPr>
-        <w:tc>
-          <w:tcPr>
-            <w:tcW w:w="2903" w:type="dxa"/>
-            <w:shd w:val="clear" w:color="auto" w:fill="D7D7D7" w:themeFill="background1" w:themeFillShade="D8"/>
-          </w:tcPr>
-          <w:p>
-            <w:pPr>
-              <w:jc w:val="center"/>
-            </w:pPr>
-            <w:r>
-              <w:rPr>
-                <w:rFonts w:ascii="宋体" w:hAnsi="宋体" w:eastAsia="宋体"/>
-                <w:b w:val="0"/>
-                <w:sz w:val="21"/>
-              </w:rPr>
-              <w:t>密级</w:t>
-            </w:r>
-          </w:p>
-        </w:tc>
-        <w:tc>
-          <w:tcPr>
-            <w:tcW w:w="4028" w:type="dxa"/>
-          </w:tcPr>
-          <w:p>
-            <w:pPr>
-              <w:jc w:val="center"/>
-            </w:pPr>
-            <w:r>
-              <w:rPr>
-                <w:rFonts w:ascii="宋体" w:hAnsi="宋体" w:eastAsia="宋体"/>
-                <w:b w:val="0"/>
-                <w:sz w:val="21"/>
-              </w:rPr>
-              <w:t>内部</w:t>
-            </w:r>
-          </w:p>
-        </w:tc>
-      </w:tr>
     </w:tbl>
     <w:p>
       <w:r>
@@ -455,7 +205,7 @@
           <w:b w:val="0"/>
           <w:sz w:val="21"/>
         </w:rPr>
-        <w:t>编写本数据要求说明书的目的是：明确信息收集整合系统中所有数据的定义、格式、来源及采集要求，为采集模块的设计开发、数据库结构定义和后续清洗分析提供统一的数据规范。</w:t>
+        <w:t>编写本数据要求说明书的目的是：明确集思 · 信息收集整合系统中所有数据的定义、格式、来源及采集要求，为采集模块的设计开发、数据库结构定义和后续清洗分析提供统一的数据规范。</w:t>
       </w:r>
     </w:p>
     <w:p>
@@ -496,7 +246,7 @@
           <w:b w:val="0"/>
           <w:sz w:val="21"/>
         </w:rPr>
-        <w:t>待开发的软件系统名称为：信息收集整合系统。本项目的任务提出者：</w:t>
+        <w:t>待开发的软件系统名称为：集思 · 信息收集整合系统。本项目的任务提出者：</w:t>
       </w:r>
       <w:r>
         <w:rPr>

--- a/项目文档/数据要求说明书.docx
+++ b/项目文档/数据要求说明书.docx
@@ -21,19 +21,6 @@
           <w:sz w:val="44"/>
         </w:rPr>
         <w:t>数据要求说明书</w:t>
-      </w:r>
-    </w:p>
-    <w:p>
-      <w:pPr>
-        <w:jc w:val="center"/>
-      </w:pPr>
-      <w:r>
-        <w:rPr>
-          <w:rFonts w:ascii="宋体" w:hAnsi="宋体" w:eastAsia="宋体"/>
-          <w:b w:val="0"/>
-          <w:sz w:val="24"/>
-        </w:rPr>
-        <w:t>文档编号：GL-DATA-001</w:t>
       </w:r>
     </w:p>
     <w:p>
